--- a/SQLAdvGroup2ProjectWeek 2.docx
+++ b/SQLAdvGroup2ProjectWeek 2.docx
@@ -13,7 +13,13 @@
         <w:br/>
       </w:r>
       <w:r>
-        <w:t xml:space="preserve">Please make the SQL code to create a database for a restaurant with the following tables, fields, and relationships. Add additional fields as needed to fill out the functionality and utility of the database. Locations: Locations have a given number of stoves. Employees: Chefs: Chefs can work at many locations. Chefs have specific recipes they are responsible for. Chefs have a type, such as Head Chef or Sous Chef. Chefs have a salary. Chefs have preferred suppliers. Servers: Servers have a name, </w:t>
+        <w:t>Please make the SQL code to create a database</w:t>
+      </w:r>
+      <w:r>
+        <w:t xml:space="preserve"> in SQL Server Management Studio 2022</w:t>
+      </w:r>
+      <w:r>
+        <w:t xml:space="preserve"> for a restaurant with the following tables, fields, and relationships. Add additional fields as needed to fill out the functionality and utility of the database. Locations: Locations have a given number of stoves. Employees: Chefs: Chefs can work at many locations. Chefs have specific recipes they are responsible for. Chefs have a type, such as Head Chef or Sous Chef. Chefs have a salary. Chefs have preferred suppliers. Servers: Servers have a name, </w:t>
       </w:r>
       <w:proofErr w:type="gramStart"/>
       <w:r>
@@ -55,6 +61,56 @@
       </w:r>
       <w:r>
         <w:br/>
+        <w:t>-- CREATE DATABASE</w:t>
+      </w:r>
+      <w:r>
+        <w:br/>
+        <w:t>-- =========================</w:t>
+      </w:r>
+      <w:r>
+        <w:br/>
+        <w:t xml:space="preserve">CREATE DATABASE </w:t>
+      </w:r>
+      <w:proofErr w:type="spellStart"/>
+      <w:r>
+        <w:t>RestaurantDB</w:t>
+      </w:r>
+      <w:proofErr w:type="spellEnd"/>
+      <w:r>
+        <w:t>;</w:t>
+      </w:r>
+      <w:r>
+        <w:br/>
+        <w:t>GO</w:t>
+      </w:r>
+      <w:r>
+        <w:br/>
+      </w:r>
+      <w:r>
+        <w:br/>
+        <w:t xml:space="preserve">USE </w:t>
+      </w:r>
+      <w:proofErr w:type="spellStart"/>
+      <w:r>
+        <w:t>RestaurantDB</w:t>
+      </w:r>
+      <w:proofErr w:type="spellEnd"/>
+      <w:r>
+        <w:t>;</w:t>
+      </w:r>
+      <w:r>
+        <w:br/>
+        <w:t>GO</w:t>
+      </w:r>
+      <w:r>
+        <w:br/>
+      </w:r>
+      <w:r>
+        <w:br/>
+        <w:t>-- =========================</w:t>
+      </w:r>
+      <w:r>
+        <w:br/>
         <w:t>-- LOCATIONS</w:t>
       </w:r>
       <w:r>
@@ -70,26 +126,26 @@
       </w:r>
       <w:proofErr w:type="spellStart"/>
       <w:r>
-        <w:t>location_id</w:t>
-      </w:r>
-      <w:proofErr w:type="spellEnd"/>
-      <w:r>
-        <w:t xml:space="preserve"> SERIAL PRIMARY KEY,</w:t>
-      </w:r>
-      <w:r>
-        <w:br/>
-        <w:t>name VARCHAR(100) NOT NULL,</w:t>
-      </w:r>
-      <w:r>
-        <w:br/>
-        <w:t>address TEXT,</w:t>
-      </w:r>
-      <w:r>
-        <w:br/>
-      </w:r>
-      <w:proofErr w:type="spellStart"/>
-      <w:r>
-        <w:t>num_stoves</w:t>
+        <w:t>LocationID</w:t>
+      </w:r>
+      <w:proofErr w:type="spellEnd"/>
+      <w:r>
+        <w:t xml:space="preserve"> INT IDENTITY(1,1) PRIMARY KEY,</w:t>
+      </w:r>
+      <w:r>
+        <w:br/>
+        <w:t>Name NVARCHAR(100) NOT NULL,</w:t>
+      </w:r>
+      <w:r>
+        <w:br/>
+        <w:t>Address NVARCHAR(255),</w:t>
+      </w:r>
+      <w:r>
+        <w:br/>
+      </w:r>
+      <w:proofErr w:type="spellStart"/>
+      <w:r>
+        <w:t>NumStoves</w:t>
       </w:r>
       <w:proofErr w:type="spellEnd"/>
       <w:r>
@@ -97,7 +153,7 @@
       </w:r>
       <w:proofErr w:type="spellStart"/>
       <w:r>
-        <w:t>num_stoves</w:t>
+        <w:t>NumStoves</w:t>
       </w:r>
       <w:proofErr w:type="spellEnd"/>
       <w:r>
@@ -108,11 +164,11 @@
       </w:r>
       <w:proofErr w:type="spellStart"/>
       <w:r>
-        <w:t>created_at</w:t>
-      </w:r>
-      <w:proofErr w:type="spellEnd"/>
-      <w:r>
-        <w:t xml:space="preserve"> TIMESTAMP DEFAULT CURRENT_TIMESTAMP</w:t>
+        <w:t>CreatedAt</w:t>
+      </w:r>
+      <w:proofErr w:type="spellEnd"/>
+      <w:r>
+        <w:t xml:space="preserve"> DATETIME2 DEFAULT SYSDATETIME()</w:t>
       </w:r>
       <w:r>
         <w:br/>
@@ -127,10 +183,13 @@
       </w:r>
       <w:r>
         <w:br/>
-        <w:t>-- EMPLOYEES (Base Table)</w:t>
-      </w:r>
-      <w:r>
-        <w:br/>
+        <w:t>-- EMPLOYEES (BASE TABLE)</w:t>
+      </w:r>
+      <w:r>
+        <w:br/>
+      </w:r>
+      <w:r>
+        <w:lastRenderedPageBreak/>
         <w:t>-- =========================</w:t>
       </w:r>
       <w:r>
@@ -142,22 +201,22 @@
       </w:r>
       <w:proofErr w:type="spellStart"/>
       <w:r>
-        <w:t>employee_id</w:t>
-      </w:r>
-      <w:proofErr w:type="spellEnd"/>
-      <w:r>
-        <w:t xml:space="preserve"> SERIAL PRIMARY KEY,</w:t>
-      </w:r>
-      <w:r>
-        <w:br/>
-        <w:t>name VARCHAR(100) NOT NULL,</w:t>
-      </w:r>
-      <w:r>
-        <w:br/>
-      </w:r>
-      <w:proofErr w:type="spellStart"/>
-      <w:r>
-        <w:t>hire_date</w:t>
+        <w:t>EmployeeID</w:t>
+      </w:r>
+      <w:proofErr w:type="spellEnd"/>
+      <w:r>
+        <w:t xml:space="preserve"> INT IDENTITY(1,1) PRIMARY KEY,</w:t>
+      </w:r>
+      <w:r>
+        <w:br/>
+        <w:t>Name NVARCHAR(100) NOT NULL,</w:t>
+      </w:r>
+      <w:r>
+        <w:br/>
+      </w:r>
+      <w:proofErr w:type="spellStart"/>
+      <w:r>
+        <w:t>HireDate</w:t>
       </w:r>
       <w:proofErr w:type="spellEnd"/>
       <w:r>
@@ -165,18 +224,18 @@
       </w:r>
       <w:r>
         <w:br/>
-        <w:t>phone VARCHAR(20),</w:t>
-      </w:r>
-      <w:r>
-        <w:br/>
-        <w:t>email VARCHAR(100),</w:t>
-      </w:r>
-      <w:r>
-        <w:br/>
-      </w:r>
-      <w:proofErr w:type="spellStart"/>
-      <w:r>
-        <w:t>location_id</w:t>
+        <w:t>Phone NVARCHAR(20),</w:t>
+      </w:r>
+      <w:r>
+        <w:br/>
+        <w:t>Email NVARCHAR(100),</w:t>
+      </w:r>
+      <w:r>
+        <w:br/>
+      </w:r>
+      <w:proofErr w:type="spellStart"/>
+      <w:r>
+        <w:t>HomeLocationID</w:t>
       </w:r>
       <w:proofErr w:type="spellEnd"/>
       <w:r>
@@ -188,7 +247,7 @@
       </w:r>
       <w:proofErr w:type="spellStart"/>
       <w:r>
-        <w:t>location_id</w:t>
+        <w:t>HomeLocationID</w:t>
       </w:r>
       <w:proofErr w:type="spellEnd"/>
       <w:r>
@@ -196,7 +255,258 @@
       </w:r>
       <w:proofErr w:type="spellStart"/>
       <w:r>
-        <w:t>location_id</w:t>
+        <w:t>LocationID</w:t>
+      </w:r>
+      <w:proofErr w:type="spellEnd"/>
+      <w:r>
+        <w:t>)</w:t>
+      </w:r>
+      <w:r>
+        <w:br/>
+        <w:t>);</w:t>
+      </w:r>
+      <w:r>
+        <w:br/>
+      </w:r>
+      <w:r>
+        <w:br/>
+        <w:t>-- =========================</w:t>
+      </w:r>
+      <w:r>
+        <w:br/>
+        <w:t>-- CHEFS</w:t>
+      </w:r>
+      <w:r>
+        <w:br/>
+        <w:t>-- =========================</w:t>
+      </w:r>
+      <w:r>
+        <w:br/>
+        <w:t>CREATE TABLE Chefs (</w:t>
+      </w:r>
+      <w:r>
+        <w:br/>
+      </w:r>
+      <w:proofErr w:type="spellStart"/>
+      <w:r>
+        <w:t>ChefID</w:t>
+      </w:r>
+      <w:proofErr w:type="spellEnd"/>
+      <w:r>
+        <w:t xml:space="preserve"> INT PRIMARY KEY,</w:t>
+      </w:r>
+      <w:r>
+        <w:br/>
+      </w:r>
+      <w:proofErr w:type="spellStart"/>
+      <w:r>
+        <w:t>ChefType</w:t>
+      </w:r>
+      <w:proofErr w:type="spellEnd"/>
+      <w:r>
+        <w:t xml:space="preserve"> NVARCHAR(50) NOT NULL, -- Head Chef, Sous Chef</w:t>
+      </w:r>
+      <w:r>
+        <w:br/>
+        <w:t>Salary DECIMAL(10,2) NOT NULL CHECK (Salary &gt;= 0),</w:t>
+      </w:r>
+      <w:r>
+        <w:br/>
+        <w:t>FOREIGN KEY (</w:t>
+      </w:r>
+      <w:proofErr w:type="spellStart"/>
+      <w:r>
+        <w:t>ChefID</w:t>
+      </w:r>
+      <w:proofErr w:type="spellEnd"/>
+      <w:r>
+        <w:t>) REFERENCES Employees(</w:t>
+      </w:r>
+      <w:proofErr w:type="spellStart"/>
+      <w:r>
+        <w:t>EmployeeID</w:t>
+      </w:r>
+      <w:proofErr w:type="spellEnd"/>
+      <w:r>
+        <w:t>)</w:t>
+      </w:r>
+      <w:r>
+        <w:br/>
+        <w:t>);</w:t>
+      </w:r>
+      <w:r>
+        <w:br/>
+      </w:r>
+      <w:r>
+        <w:br/>
+        <w:t>-- Chefs can work at many locations</w:t>
+      </w:r>
+      <w:r>
+        <w:br/>
+        <w:t xml:space="preserve">CREATE TABLE </w:t>
+      </w:r>
+      <w:proofErr w:type="spellStart"/>
+      <w:r>
+        <w:t>ChefLocations</w:t>
+      </w:r>
+      <w:proofErr w:type="spellEnd"/>
+      <w:r>
+        <w:t xml:space="preserve"> (</w:t>
+      </w:r>
+      <w:r>
+        <w:br/>
+      </w:r>
+      <w:proofErr w:type="spellStart"/>
+      <w:r>
+        <w:t>ChefID</w:t>
+      </w:r>
+      <w:proofErr w:type="spellEnd"/>
+      <w:r>
+        <w:t xml:space="preserve"> INT,</w:t>
+      </w:r>
+      <w:r>
+        <w:br/>
+      </w:r>
+      <w:proofErr w:type="spellStart"/>
+      <w:r>
+        <w:t>LocationID</w:t>
+      </w:r>
+      <w:proofErr w:type="spellEnd"/>
+      <w:r>
+        <w:t xml:space="preserve"> INT,</w:t>
+      </w:r>
+      <w:r>
+        <w:br/>
+        <w:t>PRIMARY KEY (</w:t>
+      </w:r>
+      <w:proofErr w:type="spellStart"/>
+      <w:r>
+        <w:t>ChefID</w:t>
+      </w:r>
+      <w:proofErr w:type="spellEnd"/>
+      <w:r>
+        <w:t xml:space="preserve">, </w:t>
+      </w:r>
+      <w:proofErr w:type="spellStart"/>
+      <w:r>
+        <w:t>LocationID</w:t>
+      </w:r>
+      <w:proofErr w:type="spellEnd"/>
+      <w:r>
+        <w:t>),</w:t>
+      </w:r>
+      <w:r>
+        <w:br/>
+        <w:t>FOREIGN KEY (</w:t>
+      </w:r>
+      <w:proofErr w:type="spellStart"/>
+      <w:r>
+        <w:t>ChefID</w:t>
+      </w:r>
+      <w:proofErr w:type="spellEnd"/>
+      <w:r>
+        <w:t>) REFERENCES Chefs(</w:t>
+      </w:r>
+      <w:proofErr w:type="spellStart"/>
+      <w:r>
+        <w:t>ChefID</w:t>
+      </w:r>
+      <w:proofErr w:type="spellEnd"/>
+      <w:r>
+        <w:t>),</w:t>
+      </w:r>
+      <w:r>
+        <w:br/>
+        <w:t>FOREIGN KEY (</w:t>
+      </w:r>
+      <w:proofErr w:type="spellStart"/>
+      <w:r>
+        <w:t>LocationID</w:t>
+      </w:r>
+      <w:proofErr w:type="spellEnd"/>
+      <w:r>
+        <w:t>) REFERENCES Locations(</w:t>
+      </w:r>
+      <w:proofErr w:type="spellStart"/>
+      <w:r>
+        <w:t>LocationID</w:t>
+      </w:r>
+      <w:proofErr w:type="spellEnd"/>
+      <w:r>
+        <w:t>)</w:t>
+      </w:r>
+      <w:r>
+        <w:br/>
+        <w:t>);</w:t>
+      </w:r>
+      <w:r>
+        <w:br/>
+      </w:r>
+      <w:r>
+        <w:br/>
+        <w:t>-- =========================</w:t>
+      </w:r>
+      <w:r>
+        <w:br/>
+        <w:t>-- SERVERS</w:t>
+      </w:r>
+      <w:r>
+        <w:br/>
+        <w:t>-- =========================</w:t>
+      </w:r>
+      <w:r>
+        <w:br/>
+        <w:t>CREATE TABLE Servers (</w:t>
+      </w:r>
+      <w:r>
+        <w:br/>
+      </w:r>
+      <w:proofErr w:type="spellStart"/>
+      <w:r>
+        <w:t>ServerID</w:t>
+      </w:r>
+      <w:proofErr w:type="spellEnd"/>
+      <w:r>
+        <w:t xml:space="preserve"> INT PRIMARY KEY,</w:t>
+      </w:r>
+      <w:r>
+        <w:br/>
+      </w:r>
+      <w:proofErr w:type="spellStart"/>
+      <w:r>
+        <w:t>NumTables</w:t>
+      </w:r>
+      <w:proofErr w:type="spellEnd"/>
+      <w:r>
+        <w:t xml:space="preserve"> INT DEFAULT 0 CHECK (</w:t>
+      </w:r>
+      <w:proofErr w:type="spellStart"/>
+      <w:r>
+        <w:t>NumTables</w:t>
+      </w:r>
+      <w:proofErr w:type="spellEnd"/>
+      <w:r>
+        <w:t xml:space="preserve"> &gt;= 0),</w:t>
+      </w:r>
+      <w:r>
+        <w:br/>
+        <w:t>Salary DECIMAL(10,2) CHECK (Salary &gt;= 0),</w:t>
+      </w:r>
+      <w:r>
+        <w:br/>
+        <w:t>FOREIGN KEY (</w:t>
+      </w:r>
+      <w:proofErr w:type="spellStart"/>
+      <w:r>
+        <w:t>ServerID</w:t>
+      </w:r>
+      <w:proofErr w:type="spellEnd"/>
+      <w:r>
+        <w:t>) REFERENCES Employees(</w:t>
+      </w:r>
+      <w:proofErr w:type="spellStart"/>
+      <w:r>
+        <w:t>EmployeeID</w:t>
       </w:r>
       <w:proofErr w:type="spellEnd"/>
       <w:r>
@@ -218,7 +528,7 @@
       </w:r>
       <w:r>
         <w:br/>
-        <w:t>-- CHEFS</w:t>
+        <w:t>-- SUPPLIERS</w:t>
       </w:r>
       <w:r>
         <w:br/>
@@ -226,33 +536,98 @@
       </w:r>
       <w:r>
         <w:br/>
-        <w:t>CREATE TABLE Chefs (</w:t>
-      </w:r>
-      <w:r>
-        <w:br/>
-      </w:r>
-      <w:proofErr w:type="spellStart"/>
-      <w:r>
-        <w:t>chef_id</w:t>
-      </w:r>
-      <w:proofErr w:type="spellEnd"/>
-      <w:r>
-        <w:t xml:space="preserve"> INT PRIMARY KEY,</w:t>
-      </w:r>
-      <w:r>
-        <w:br/>
-      </w:r>
-      <w:proofErr w:type="spellStart"/>
-      <w:r>
-        <w:t>chef_type</w:t>
-      </w:r>
-      <w:proofErr w:type="spellEnd"/>
-      <w:r>
-        <w:t xml:space="preserve"> VARCHAR(50) NOT NULL, -- Head Chef, Sous Chef, etc.</w:t>
-      </w:r>
-      <w:r>
-        <w:br/>
-        <w:t>salary DECIMAL(10,2) NOT NULL,</w:t>
+        <w:t>CREATE TABLE Suppliers (</w:t>
+      </w:r>
+      <w:r>
+        <w:br/>
+      </w:r>
+      <w:proofErr w:type="spellStart"/>
+      <w:r>
+        <w:t>SupplierID</w:t>
+      </w:r>
+      <w:proofErr w:type="spellEnd"/>
+      <w:r>
+        <w:t xml:space="preserve"> INT IDENTITY(1,1) PRIMARY KEY,</w:t>
+      </w:r>
+      <w:r>
+        <w:br/>
+        <w:t>Name NVARCHAR(100) NOT NULL,</w:t>
+      </w:r>
+      <w:r>
+        <w:br/>
+      </w:r>
+      <w:proofErr w:type="spellStart"/>
+      <w:r>
+        <w:t>ContactInfo</w:t>
+      </w:r>
+      <w:proofErr w:type="spellEnd"/>
+      <w:r>
+        <w:t xml:space="preserve"> NVARCHAR(255)</w:t>
+      </w:r>
+      <w:r>
+        <w:br/>
+        <w:t>);</w:t>
+      </w:r>
+      <w:r>
+        <w:br/>
+      </w:r>
+      <w:r>
+        <w:br/>
+        <w:t>-- Chefs preferred suppliers</w:t>
+      </w:r>
+      <w:r>
+        <w:br/>
+        <w:t xml:space="preserve">CREATE TABLE </w:t>
+      </w:r>
+      <w:proofErr w:type="spellStart"/>
+      <w:r>
+        <w:t>ChefSuppliers</w:t>
+      </w:r>
+      <w:proofErr w:type="spellEnd"/>
+      <w:r>
+        <w:t xml:space="preserve"> (</w:t>
+      </w:r>
+      <w:r>
+        <w:br/>
+      </w:r>
+      <w:proofErr w:type="spellStart"/>
+      <w:r>
+        <w:t>ChefID</w:t>
+      </w:r>
+      <w:proofErr w:type="spellEnd"/>
+      <w:r>
+        <w:t xml:space="preserve"> INT,</w:t>
+      </w:r>
+      <w:r>
+        <w:br/>
+      </w:r>
+      <w:proofErr w:type="spellStart"/>
+      <w:r>
+        <w:t>SupplierID</w:t>
+      </w:r>
+      <w:proofErr w:type="spellEnd"/>
+      <w:r>
+        <w:t xml:space="preserve"> INT,</w:t>
+      </w:r>
+      <w:r>
+        <w:br/>
+        <w:t>PRIMARY KEY (</w:t>
+      </w:r>
+      <w:proofErr w:type="spellStart"/>
+      <w:r>
+        <w:t>ChefID</w:t>
+      </w:r>
+      <w:proofErr w:type="spellEnd"/>
+      <w:r>
+        <w:t xml:space="preserve">, </w:t>
+      </w:r>
+      <w:proofErr w:type="spellStart"/>
+      <w:r>
+        <w:t>SupplierID</w:t>
+      </w:r>
+      <w:proofErr w:type="spellEnd"/>
+      <w:r>
+        <w:t>),</w:t>
       </w:r>
       <w:r>
         <w:br/>
@@ -260,15 +635,35 @@
       </w:r>
       <w:proofErr w:type="spellStart"/>
       <w:r>
-        <w:t>chef_id</w:t>
-      </w:r>
-      <w:proofErr w:type="spellEnd"/>
-      <w:r>
-        <w:t>) REFERENCES Employees(</w:t>
-      </w:r>
-      <w:proofErr w:type="spellStart"/>
-      <w:r>
-        <w:t>employee_id</w:t>
+        <w:t>ChefID</w:t>
+      </w:r>
+      <w:proofErr w:type="spellEnd"/>
+      <w:r>
+        <w:t>) REFERENCES Chefs(</w:t>
+      </w:r>
+      <w:proofErr w:type="spellStart"/>
+      <w:r>
+        <w:t>ChefID</w:t>
+      </w:r>
+      <w:proofErr w:type="spellEnd"/>
+      <w:r>
+        <w:t>),</w:t>
+      </w:r>
+      <w:r>
+        <w:br/>
+        <w:t>FOREIGN KEY (</w:t>
+      </w:r>
+      <w:proofErr w:type="spellStart"/>
+      <w:r>
+        <w:t>SupplierID</w:t>
+      </w:r>
+      <w:proofErr w:type="spellEnd"/>
+      <w:r>
+        <w:t>) REFERENCES Suppliers(</w:t>
+      </w:r>
+      <w:proofErr w:type="spellStart"/>
+      <w:r>
+        <w:t>SupplierID</w:t>
       </w:r>
       <w:proofErr w:type="spellEnd"/>
       <w:r>
@@ -283,101 +678,38 @@
       </w:r>
       <w:r>
         <w:br/>
-        <w:t>-- Many-to-many: Chefs &lt;-&gt; Locations</w:t>
-      </w:r>
-      <w:r>
-        <w:br/>
-        <w:t xml:space="preserve">CREATE TABLE </w:t>
-      </w:r>
-      <w:proofErr w:type="spellStart"/>
-      <w:r>
-        <w:t>Chef_Locations</w:t>
-      </w:r>
-      <w:proofErr w:type="spellEnd"/>
-      <w:r>
-        <w:t xml:space="preserve"> (</w:t>
-      </w:r>
-      <w:r>
-        <w:br/>
-      </w:r>
-      <w:proofErr w:type="spellStart"/>
-      <w:r>
-        <w:t>chef_id</w:t>
-      </w:r>
-      <w:proofErr w:type="spellEnd"/>
-      <w:r>
-        <w:t xml:space="preserve"> INT,</w:t>
-      </w:r>
-      <w:r>
-        <w:br/>
-      </w:r>
-      <w:proofErr w:type="spellStart"/>
-      <w:r>
-        <w:t>location_id</w:t>
-      </w:r>
-      <w:proofErr w:type="spellEnd"/>
-      <w:r>
-        <w:t xml:space="preserve"> INT,</w:t>
-      </w:r>
-      <w:r>
-        <w:br/>
-        <w:t>PRIMARY KEY (</w:t>
-      </w:r>
-      <w:proofErr w:type="spellStart"/>
-      <w:r>
-        <w:t>chef_id</w:t>
-      </w:r>
-      <w:proofErr w:type="spellEnd"/>
-      <w:r>
-        <w:t xml:space="preserve">, </w:t>
-      </w:r>
-      <w:proofErr w:type="spellStart"/>
-      <w:r>
-        <w:t>location_id</w:t>
-      </w:r>
-      <w:proofErr w:type="spellEnd"/>
-      <w:r>
-        <w:t>),</w:t>
-      </w:r>
-      <w:r>
-        <w:br/>
-        <w:t>FOREIGN KEY (</w:t>
-      </w:r>
-      <w:proofErr w:type="spellStart"/>
-      <w:r>
-        <w:t>chef_id</w:t>
-      </w:r>
-      <w:proofErr w:type="spellEnd"/>
-      <w:r>
-        <w:t>) REFERENCES Chefs(</w:t>
-      </w:r>
-      <w:proofErr w:type="spellStart"/>
-      <w:r>
-        <w:t>chef_id</w:t>
-      </w:r>
-      <w:proofErr w:type="spellEnd"/>
-      <w:r>
-        <w:t>),</w:t>
-      </w:r>
-      <w:r>
-        <w:br/>
-        <w:t>FOREIGN KEY (</w:t>
-      </w:r>
-      <w:proofErr w:type="spellStart"/>
-      <w:r>
-        <w:t>location_id</w:t>
-      </w:r>
-      <w:proofErr w:type="spellEnd"/>
-      <w:r>
-        <w:t>) REFERENCES Locations(</w:t>
-      </w:r>
-      <w:proofErr w:type="spellStart"/>
-      <w:r>
-        <w:t>location_id</w:t>
-      </w:r>
-      <w:proofErr w:type="spellEnd"/>
-      <w:r>
-        <w:t>)</w:t>
+        <w:t>-- =========================</w:t>
+      </w:r>
+      <w:r>
+        <w:br/>
+        <w:t>-- INGREDIENTS</w:t>
+      </w:r>
+      <w:r>
+        <w:br/>
+        <w:t>-- =========================</w:t>
+      </w:r>
+      <w:r>
+        <w:br/>
+        <w:t>CREATE TABLE Ingredients (</w:t>
+      </w:r>
+      <w:r>
+        <w:br/>
+      </w:r>
+      <w:proofErr w:type="spellStart"/>
+      <w:r>
+        <w:t>IngredientID</w:t>
+      </w:r>
+      <w:proofErr w:type="spellEnd"/>
+      <w:r>
+        <w:t xml:space="preserve"> INT IDENTITY(1,1) PRIMARY KEY,</w:t>
+      </w:r>
+      <w:r>
+        <w:br/>
+        <w:t>Name NVARCHAR(100) NOT NULL UNIQUE,</w:t>
+      </w:r>
+      <w:r>
+        <w:br/>
+        <w:t>Unit NVARCHAR(50) -- grams, liters, etc.</w:t>
       </w:r>
       <w:r>
         <w:br/>
@@ -392,7 +724,7 @@
       </w:r>
       <w:r>
         <w:br/>
-        <w:t>-- SERVERS</w:t>
+        <w:t>-- RECIPES</w:t>
       </w:r>
       <w:r>
         <w:br/>
@@ -400,102 +732,48 @@
       </w:r>
       <w:r>
         <w:br/>
-        <w:t>CREATE TABLE Servers (</w:t>
-      </w:r>
-      <w:r>
-        <w:br/>
-      </w:r>
-      <w:proofErr w:type="spellStart"/>
-      <w:r>
-        <w:t>server_id</w:t>
-      </w:r>
-      <w:proofErr w:type="spellEnd"/>
-      <w:r>
-        <w:t xml:space="preserve"> INT PRIMARY KEY,</w:t>
-      </w:r>
-      <w:r>
-        <w:br/>
-      </w:r>
-      <w:proofErr w:type="spellStart"/>
-      <w:r>
-        <w:t>num_tables</w:t>
-      </w:r>
-      <w:proofErr w:type="spellEnd"/>
-      <w:r>
-        <w:t xml:space="preserve"> INT DEFAULT 0,</w:t>
-      </w:r>
-      <w:r>
-        <w:br/>
-        <w:t>salary DECIMAL(10,2),</w:t>
-      </w:r>
-      <w:r>
-        <w:br/>
-        <w:t>FOREIGN KEY (</w:t>
-      </w:r>
-      <w:proofErr w:type="spellStart"/>
-      <w:r>
-        <w:t>server_id</w:t>
-      </w:r>
-      <w:proofErr w:type="spellEnd"/>
-      <w:r>
-        <w:t>) REFERENCES Employees(</w:t>
-      </w:r>
-      <w:proofErr w:type="spellStart"/>
-      <w:r>
-        <w:t>employee_id</w:t>
-      </w:r>
-      <w:proofErr w:type="spellEnd"/>
-      <w:r>
-        <w:t>)</w:t>
-      </w:r>
-      <w:r>
-        <w:br/>
-        <w:t>);</w:t>
-      </w:r>
-      <w:r>
-        <w:br/>
-      </w:r>
-      <w:r>
-        <w:br/>
-        <w:t>-- =========================</w:t>
-      </w:r>
-      <w:r>
-        <w:br/>
-        <w:t>-- SUPPLIERS</w:t>
-      </w:r>
-      <w:r>
-        <w:br/>
-        <w:t>-- =========================</w:t>
-      </w:r>
-      <w:r>
-        <w:br/>
-        <w:t>CREATE TABLE Suppliers (</w:t>
-      </w:r>
-      <w:r>
-        <w:br/>
-      </w:r>
-      <w:proofErr w:type="spellStart"/>
-      <w:r>
-        <w:t>supplier_id</w:t>
-      </w:r>
-      <w:proofErr w:type="spellEnd"/>
-      <w:r>
-        <w:t xml:space="preserve"> SERIAL PRIMARY KEY,</w:t>
-      </w:r>
-      <w:r>
-        <w:br/>
-        <w:t>name VARCHAR(100) NOT NULL,</w:t>
-      </w:r>
-      <w:r>
-        <w:br/>
-      </w:r>
-      <w:proofErr w:type="spellStart"/>
-      <w:r>
-        <w:t>contact_info</w:t>
-      </w:r>
-      <w:proofErr w:type="spellEnd"/>
-      <w:r>
-        <w:t xml:space="preserve"> TEXT</w:t>
+        <w:t>CREATE TABLE Recipes (</w:t>
+      </w:r>
+      <w:r>
+        <w:br/>
+      </w:r>
+      <w:proofErr w:type="spellStart"/>
+      <w:r>
+        <w:t>RecipeID</w:t>
+      </w:r>
+      <w:proofErr w:type="spellEnd"/>
+      <w:r>
+        <w:t xml:space="preserve"> INT IDENTITY(1,1) PRIMARY KEY,</w:t>
+      </w:r>
+      <w:r>
+        <w:br/>
+        <w:t>Name NVARCHAR(100) NOT NULL,</w:t>
+      </w:r>
+      <w:r>
+        <w:br/>
+        <w:t>Price DECIMAL(8,2) NOT NULL CHECK (Price &gt;= 0),</w:t>
+      </w:r>
+      <w:r>
+        <w:br/>
+      </w:r>
+      <w:proofErr w:type="spellStart"/>
+      <w:r>
+        <w:t>IsOrderable</w:t>
+      </w:r>
+      <w:proofErr w:type="spellEnd"/>
+      <w:r>
+        <w:t xml:space="preserve"> BIT DEFAULT 1,</w:t>
+      </w:r>
+      <w:r>
+        <w:br/>
+      </w:r>
+      <w:proofErr w:type="spellStart"/>
+      <w:r>
+        <w:t>CreatedAt</w:t>
+      </w:r>
+      <w:proofErr w:type="spellEnd"/>
+      <w:r>
+        <w:t xml:space="preserve"> DATETIME2 DEFAULT SYSDATETIME()</w:t>
       </w:r>
       <w:r>
         <w:br/>
@@ -509,7 +787,7 @@
       </w:r>
       <w:r>
         <w:br/>
-        <w:t>-- Preferred suppliers for chefs (many-to-many)</w:t>
+        <w:t>-- Recipes require ingredients</w:t>
       </w:r>
       <w:r>
         <w:br/>
@@ -517,7 +795,7 @@
       </w:r>
       <w:proofErr w:type="spellStart"/>
       <w:r>
-        <w:t>Chef_Suppliers</w:t>
+        <w:t>RecipeIngredients</w:t>
       </w:r>
       <w:proofErr w:type="spellEnd"/>
       <w:r>
@@ -528,7 +806,7 @@
       </w:r>
       <w:proofErr w:type="spellStart"/>
       <w:r>
-        <w:t>chef_id</w:t>
+        <w:t>RecipeID</w:t>
       </w:r>
       <w:proofErr w:type="spellEnd"/>
       <w:r>
@@ -539,7 +817,7 @@
       </w:r>
       <w:proofErr w:type="spellStart"/>
       <w:r>
-        <w:t>supplier_id</w:t>
+        <w:t>IngredientID</w:t>
       </w:r>
       <w:proofErr w:type="spellEnd"/>
       <w:r>
@@ -547,11 +825,15 @@
       </w:r>
       <w:r>
         <w:br/>
+        <w:t>Quantity DECIMAL(10,2) NOT NULL CHECK (Quantity &gt; 0),</w:t>
+      </w:r>
+      <w:r>
+        <w:br/>
         <w:t>PRIMARY KEY (</w:t>
       </w:r>
       <w:proofErr w:type="spellStart"/>
       <w:r>
-        <w:t>chef_id</w:t>
+        <w:t>RecipeID</w:t>
       </w:r>
       <w:proofErr w:type="spellEnd"/>
       <w:r>
@@ -559,7 +841,7 @@
       </w:r>
       <w:proofErr w:type="spellStart"/>
       <w:r>
-        <w:t>supplier_id</w:t>
+        <w:t>IngredientID</w:t>
       </w:r>
       <w:proofErr w:type="spellEnd"/>
       <w:r>
@@ -571,7 +853,112 @@
       </w:r>
       <w:proofErr w:type="spellStart"/>
       <w:r>
-        <w:t>chef_id</w:t>
+        <w:t>RecipeID</w:t>
+      </w:r>
+      <w:proofErr w:type="spellEnd"/>
+      <w:r>
+        <w:t>) REFERENCES Recipes(</w:t>
+      </w:r>
+      <w:proofErr w:type="spellStart"/>
+      <w:r>
+        <w:t>RecipeID</w:t>
+      </w:r>
+      <w:proofErr w:type="spellEnd"/>
+      <w:r>
+        <w:t>),</w:t>
+      </w:r>
+      <w:r>
+        <w:br/>
+        <w:t>FOREIGN KEY (</w:t>
+      </w:r>
+      <w:proofErr w:type="spellStart"/>
+      <w:r>
+        <w:t>IngredientID</w:t>
+      </w:r>
+      <w:proofErr w:type="spellEnd"/>
+      <w:r>
+        <w:t>) REFERENCES Ingredients(</w:t>
+      </w:r>
+      <w:proofErr w:type="spellStart"/>
+      <w:r>
+        <w:t>IngredientID</w:t>
+      </w:r>
+      <w:proofErr w:type="spellEnd"/>
+      <w:r>
+        <w:t>)</w:t>
+      </w:r>
+      <w:r>
+        <w:br/>
+        <w:t>);</w:t>
+      </w:r>
+      <w:r>
+        <w:br/>
+      </w:r>
+      <w:r>
+        <w:br/>
+        <w:t>-- Chefs responsible for recipes</w:t>
+      </w:r>
+      <w:r>
+        <w:br/>
+        <w:t xml:space="preserve">CREATE TABLE </w:t>
+      </w:r>
+      <w:proofErr w:type="spellStart"/>
+      <w:r>
+        <w:t>ChefRecipes</w:t>
+      </w:r>
+      <w:proofErr w:type="spellEnd"/>
+      <w:r>
+        <w:t xml:space="preserve"> (</w:t>
+      </w:r>
+      <w:r>
+        <w:br/>
+      </w:r>
+      <w:proofErr w:type="spellStart"/>
+      <w:r>
+        <w:t>ChefID</w:t>
+      </w:r>
+      <w:proofErr w:type="spellEnd"/>
+      <w:r>
+        <w:t xml:space="preserve"> INT,</w:t>
+      </w:r>
+      <w:r>
+        <w:br/>
+      </w:r>
+      <w:proofErr w:type="spellStart"/>
+      <w:r>
+        <w:t>RecipeID</w:t>
+      </w:r>
+      <w:proofErr w:type="spellEnd"/>
+      <w:r>
+        <w:t xml:space="preserve"> INT,</w:t>
+      </w:r>
+      <w:r>
+        <w:br/>
+        <w:t>PRIMARY KEY (</w:t>
+      </w:r>
+      <w:proofErr w:type="spellStart"/>
+      <w:r>
+        <w:t>ChefID</w:t>
+      </w:r>
+      <w:proofErr w:type="spellEnd"/>
+      <w:r>
+        <w:t xml:space="preserve">, </w:t>
+      </w:r>
+      <w:proofErr w:type="spellStart"/>
+      <w:r>
+        <w:t>RecipeID</w:t>
+      </w:r>
+      <w:proofErr w:type="spellEnd"/>
+      <w:r>
+        <w:t>),</w:t>
+      </w:r>
+      <w:r>
+        <w:br/>
+        <w:t>FOREIGN KEY (</w:t>
+      </w:r>
+      <w:proofErr w:type="spellStart"/>
+      <w:r>
+        <w:t>ChefID</w:t>
       </w:r>
       <w:proofErr w:type="spellEnd"/>
       <w:r>
@@ -579,7 +966,7 @@
       </w:r>
       <w:proofErr w:type="spellStart"/>
       <w:r>
-        <w:t>chef_id</w:t>
+        <w:t>ChefID</w:t>
       </w:r>
       <w:proofErr w:type="spellEnd"/>
       <w:r>
@@ -591,15 +978,15 @@
       </w:r>
       <w:proofErr w:type="spellStart"/>
       <w:r>
-        <w:t>supplier_id</w:t>
-      </w:r>
-      <w:proofErr w:type="spellEnd"/>
-      <w:r>
-        <w:t>) REFERENCES Suppliers(</w:t>
-      </w:r>
-      <w:proofErr w:type="spellStart"/>
-      <w:r>
-        <w:t>supplier_id</w:t>
+        <w:t>RecipeID</w:t>
+      </w:r>
+      <w:proofErr w:type="spellEnd"/>
+      <w:r>
+        <w:t>) REFERENCES Recipes(</w:t>
+      </w:r>
+      <w:proofErr w:type="spellStart"/>
+      <w:r>
+        <w:t>RecipeID</w:t>
       </w:r>
       <w:proofErr w:type="spellEnd"/>
       <w:r>
@@ -618,7 +1005,7 @@
       </w:r>
       <w:r>
         <w:br/>
-        <w:t>-- INGREDIENTS</w:t>
+        <w:t>-- CUSTOMERS</w:t>
       </w:r>
       <w:r>
         <w:br/>
@@ -626,26 +1013,106 @@
       </w:r>
       <w:r>
         <w:br/>
-        <w:t>CREATE TABLE Ingredients (</w:t>
-      </w:r>
-      <w:r>
-        <w:br/>
-      </w:r>
-      <w:proofErr w:type="spellStart"/>
-      <w:r>
-        <w:t>ingredient_id</w:t>
-      </w:r>
-      <w:proofErr w:type="spellEnd"/>
-      <w:r>
-        <w:t xml:space="preserve"> SERIAL PRIMARY KEY,</w:t>
-      </w:r>
-      <w:r>
-        <w:br/>
-        <w:t>name VARCHAR(100) NOT NULL UNIQUE,</w:t>
-      </w:r>
-      <w:r>
-        <w:br/>
-        <w:t>unit VARCHAR(50) -- e.g., grams, liters, pieces</w:t>
+        <w:t>CREATE TABLE Customers (</w:t>
+      </w:r>
+      <w:r>
+        <w:br/>
+      </w:r>
+      <w:proofErr w:type="spellStart"/>
+      <w:r>
+        <w:t>CustomerID</w:t>
+      </w:r>
+      <w:proofErr w:type="spellEnd"/>
+      <w:r>
+        <w:t xml:space="preserve"> INT IDENTITY(1,1) PRIMARY KEY,</w:t>
+      </w:r>
+      <w:r>
+        <w:br/>
+        <w:t>Name NVARCHAR(100) NOT NULL,</w:t>
+      </w:r>
+      <w:r>
+        <w:br/>
+      </w:r>
+      <w:proofErr w:type="spellStart"/>
+      <w:r>
+        <w:t>AgeRange</w:t>
+      </w:r>
+      <w:proofErr w:type="spellEnd"/>
+      <w:r>
+        <w:t xml:space="preserve"> NVARCHAR(50),</w:t>
+      </w:r>
+      <w:r>
+        <w:br/>
+      </w:r>
+      <w:proofErr w:type="spellStart"/>
+      <w:r>
+        <w:t>FavoriteRecipeID</w:t>
+      </w:r>
+      <w:proofErr w:type="spellEnd"/>
+      <w:r>
+        <w:t xml:space="preserve"> INT,</w:t>
+      </w:r>
+      <w:r>
+        <w:br/>
+      </w:r>
+      <w:proofErr w:type="spellStart"/>
+      <w:r>
+        <w:t>FavoriteServerID</w:t>
+      </w:r>
+      <w:proofErr w:type="spellEnd"/>
+      <w:r>
+        <w:t xml:space="preserve"> INT,</w:t>
+      </w:r>
+      <w:r>
+        <w:br/>
+      </w:r>
+      <w:proofErr w:type="spellStart"/>
+      <w:r>
+        <w:t>CreatedAt</w:t>
+      </w:r>
+      <w:proofErr w:type="spellEnd"/>
+      <w:r>
+        <w:t xml:space="preserve"> DATETIME2 DEFAULT SYSDATETIME(),</w:t>
+      </w:r>
+      <w:r>
+        <w:br/>
+        <w:t>FOREIGN KEY (</w:t>
+      </w:r>
+      <w:proofErr w:type="spellStart"/>
+      <w:r>
+        <w:t>FavoriteRecipeID</w:t>
+      </w:r>
+      <w:proofErr w:type="spellEnd"/>
+      <w:r>
+        <w:t>) REFERENCES Recipes(</w:t>
+      </w:r>
+      <w:proofErr w:type="spellStart"/>
+      <w:r>
+        <w:t>RecipeID</w:t>
+      </w:r>
+      <w:proofErr w:type="spellEnd"/>
+      <w:r>
+        <w:t>),</w:t>
+      </w:r>
+      <w:r>
+        <w:br/>
+        <w:t>FOREIGN KEY (</w:t>
+      </w:r>
+      <w:proofErr w:type="spellStart"/>
+      <w:r>
+        <w:t>FavoriteServerID</w:t>
+      </w:r>
+      <w:proofErr w:type="spellEnd"/>
+      <w:r>
+        <w:t>) REFERENCES Servers(</w:t>
+      </w:r>
+      <w:proofErr w:type="spellStart"/>
+      <w:r>
+        <w:t>ServerID</w:t>
+      </w:r>
+      <w:proofErr w:type="spellEnd"/>
+      <w:r>
+        <w:t>)</w:t>
       </w:r>
       <w:r>
         <w:br/>
@@ -660,7 +1127,7 @@
       </w:r>
       <w:r>
         <w:br/>
-        <w:t>-- RECIPES</w:t>
+        <w:t>-- ORDERS</w:t>
       </w:r>
       <w:r>
         <w:br/>
@@ -668,48 +1135,147 @@
       </w:r>
       <w:r>
         <w:br/>
-        <w:t>CREATE TABLE Recipes (</w:t>
-      </w:r>
-      <w:r>
-        <w:br/>
-      </w:r>
-      <w:proofErr w:type="spellStart"/>
-      <w:r>
-        <w:t>recipe_id</w:t>
-      </w:r>
-      <w:proofErr w:type="spellEnd"/>
-      <w:r>
-        <w:t xml:space="preserve"> SERIAL PRIMARY KEY,</w:t>
-      </w:r>
-      <w:r>
-        <w:br/>
-        <w:t>name VARCHAR(100) NOT NULL,</w:t>
-      </w:r>
-      <w:r>
-        <w:br/>
-        <w:t>price DECIMAL(8,2) NOT NULL,</w:t>
-      </w:r>
-      <w:r>
-        <w:br/>
-      </w:r>
-      <w:proofErr w:type="spellStart"/>
-      <w:r>
-        <w:t>is_orderable</w:t>
-      </w:r>
-      <w:proofErr w:type="spellEnd"/>
-      <w:r>
-        <w:t xml:space="preserve"> BOOLEAN DEFAULT TRUE,</w:t>
-      </w:r>
-      <w:r>
-        <w:br/>
-      </w:r>
-      <w:proofErr w:type="spellStart"/>
-      <w:r>
-        <w:t>created_at</w:t>
-      </w:r>
-      <w:proofErr w:type="spellEnd"/>
-      <w:r>
-        <w:t xml:space="preserve"> TIMESTAMP DEFAULT CURRENT_TIMESTAMP</w:t>
+      </w:r>
+      <w:r>
+        <w:lastRenderedPageBreak/>
+        <w:t>CREATE TABLE Orders (</w:t>
+      </w:r>
+      <w:r>
+        <w:br/>
+      </w:r>
+      <w:proofErr w:type="spellStart"/>
+      <w:r>
+        <w:t>OrderID</w:t>
+      </w:r>
+      <w:proofErr w:type="spellEnd"/>
+      <w:r>
+        <w:t xml:space="preserve"> INT IDENTITY(1,1) PRIMARY KEY,</w:t>
+      </w:r>
+      <w:r>
+        <w:br/>
+      </w:r>
+      <w:proofErr w:type="spellStart"/>
+      <w:r>
+        <w:t>BillingNumber</w:t>
+      </w:r>
+      <w:proofErr w:type="spellEnd"/>
+      <w:r>
+        <w:t xml:space="preserve"> NVARCHAR(50) NOT NULL UNIQUE,</w:t>
+      </w:r>
+      <w:r>
+        <w:br/>
+      </w:r>
+      <w:proofErr w:type="spellStart"/>
+      <w:r>
+        <w:t>CustomerID</w:t>
+      </w:r>
+      <w:proofErr w:type="spellEnd"/>
+      <w:r>
+        <w:t xml:space="preserve"> INT,</w:t>
+      </w:r>
+      <w:r>
+        <w:br/>
+      </w:r>
+      <w:proofErr w:type="spellStart"/>
+      <w:r>
+        <w:t>ServerID</w:t>
+      </w:r>
+      <w:proofErr w:type="spellEnd"/>
+      <w:r>
+        <w:t xml:space="preserve"> INT,</w:t>
+      </w:r>
+      <w:r>
+        <w:br/>
+      </w:r>
+      <w:proofErr w:type="spellStart"/>
+      <w:r>
+        <w:t>LocationID</w:t>
+      </w:r>
+      <w:proofErr w:type="spellEnd"/>
+      <w:r>
+        <w:t xml:space="preserve"> INT,</w:t>
+      </w:r>
+      <w:r>
+        <w:br/>
+      </w:r>
+      <w:proofErr w:type="spellStart"/>
+      <w:r>
+        <w:t>OrderTime</w:t>
+      </w:r>
+      <w:proofErr w:type="spellEnd"/>
+      <w:r>
+        <w:t xml:space="preserve"> DATETIME2 DEFAULT SYSDATETIME(),</w:t>
+      </w:r>
+      <w:r>
+        <w:br/>
+      </w:r>
+      <w:proofErr w:type="spellStart"/>
+      <w:r>
+        <w:t>TotalAmount</w:t>
+      </w:r>
+      <w:proofErr w:type="spellEnd"/>
+      <w:r>
+        <w:t xml:space="preserve"> DECIMAL(10,2),</w:t>
+      </w:r>
+      <w:r>
+        <w:br/>
+        <w:t>FOREIGN KEY (</w:t>
+      </w:r>
+      <w:proofErr w:type="spellStart"/>
+      <w:r>
+        <w:t>CustomerID</w:t>
+      </w:r>
+      <w:proofErr w:type="spellEnd"/>
+      <w:r>
+        <w:t>) REFERENCES Customers(</w:t>
+      </w:r>
+      <w:proofErr w:type="spellStart"/>
+      <w:r>
+        <w:t>CustomerID</w:t>
+      </w:r>
+      <w:proofErr w:type="spellEnd"/>
+      <w:r>
+        <w:t>),</w:t>
+      </w:r>
+      <w:r>
+        <w:br/>
+        <w:t>FOREIGN KEY (</w:t>
+      </w:r>
+      <w:proofErr w:type="spellStart"/>
+      <w:r>
+        <w:t>ServerID</w:t>
+      </w:r>
+      <w:proofErr w:type="spellEnd"/>
+      <w:r>
+        <w:t>) REFERENCES Servers(</w:t>
+      </w:r>
+      <w:proofErr w:type="spellStart"/>
+      <w:r>
+        <w:t>ServerID</w:t>
+      </w:r>
+      <w:proofErr w:type="spellEnd"/>
+      <w:r>
+        <w:t>),</w:t>
+      </w:r>
+      <w:r>
+        <w:br/>
+        <w:t>FOREIGN KEY (</w:t>
+      </w:r>
+      <w:proofErr w:type="spellStart"/>
+      <w:r>
+        <w:t>LocationID</w:t>
+      </w:r>
+      <w:proofErr w:type="spellEnd"/>
+      <w:r>
+        <w:t>) REFERENCES Locations(</w:t>
+      </w:r>
+      <w:proofErr w:type="spellStart"/>
+      <w:r>
+        <w:t>LocationID</w:t>
+      </w:r>
+      <w:proofErr w:type="spellEnd"/>
+      <w:r>
+        <w:t>)</w:t>
       </w:r>
       <w:r>
         <w:br/>
@@ -720,7 +1286,7 @@
       </w:r>
       <w:r>
         <w:br/>
-        <w:t>-- Recipes &lt;-&gt; Ingredients (with quantities)</w:t>
+        <w:t>-- Order line items</w:t>
       </w:r>
       <w:r>
         <w:br/>
@@ -728,7 +1294,7 @@
       </w:r>
       <w:proofErr w:type="spellStart"/>
       <w:r>
-        <w:t>Recipe_Ingredients</w:t>
+        <w:t>OrderItems</w:t>
       </w:r>
       <w:proofErr w:type="spellEnd"/>
       <w:r>
@@ -739,7 +1305,7 @@
       </w:r>
       <w:proofErr w:type="spellStart"/>
       <w:r>
-        <w:t>recipe_id</w:t>
+        <w:t>OrderID</w:t>
       </w:r>
       <w:proofErr w:type="spellEnd"/>
       <w:r>
@@ -750,7 +1316,7 @@
       </w:r>
       <w:proofErr w:type="spellStart"/>
       <w:r>
-        <w:t>ingredient_id</w:t>
+        <w:t>RecipeID</w:t>
       </w:r>
       <w:proofErr w:type="spellEnd"/>
       <w:r>
@@ -758,7 +1324,18 @@
       </w:r>
       <w:r>
         <w:br/>
-        <w:t>quantity DECIMAL(10,2) NOT NULL,</w:t>
+        <w:t>Quantity INT NOT NULL CHECK (Quantity &gt; 0),</w:t>
+      </w:r>
+      <w:r>
+        <w:br/>
+      </w:r>
+      <w:proofErr w:type="spellStart"/>
+      <w:r>
+        <w:t>PriceAtTime</w:t>
+      </w:r>
+      <w:proofErr w:type="spellEnd"/>
+      <w:r>
+        <w:t xml:space="preserve"> DECIMAL(8,2),</w:t>
       </w:r>
       <w:r>
         <w:br/>
@@ -766,7 +1343,7 @@
       </w:r>
       <w:proofErr w:type="spellStart"/>
       <w:r>
-        <w:t>recipe_id</w:t>
+        <w:t>OrderID</w:t>
       </w:r>
       <w:proofErr w:type="spellEnd"/>
       <w:r>
@@ -774,7 +1351,7 @@
       </w:r>
       <w:proofErr w:type="spellStart"/>
       <w:r>
-        <w:t>ingredient_id</w:t>
+        <w:t>RecipeID</w:t>
       </w:r>
       <w:proofErr w:type="spellEnd"/>
       <w:r>
@@ -786,7 +1363,27 @@
       </w:r>
       <w:proofErr w:type="spellStart"/>
       <w:r>
-        <w:t>recipe_id</w:t>
+        <w:t>OrderID</w:t>
+      </w:r>
+      <w:proofErr w:type="spellEnd"/>
+      <w:r>
+        <w:t>) REFERENCES Orders(</w:t>
+      </w:r>
+      <w:proofErr w:type="spellStart"/>
+      <w:r>
+        <w:t>OrderID</w:t>
+      </w:r>
+      <w:proofErr w:type="spellEnd"/>
+      <w:r>
+        <w:t>),</w:t>
+      </w:r>
+      <w:r>
+        <w:br/>
+        <w:t>FOREIGN KEY (</w:t>
+      </w:r>
+      <w:proofErr w:type="spellStart"/>
+      <w:r>
+        <w:t>RecipeID</w:t>
       </w:r>
       <w:proofErr w:type="spellEnd"/>
       <w:r>
@@ -794,7 +1391,138 @@
       </w:r>
       <w:proofErr w:type="spellStart"/>
       <w:r>
-        <w:t>recipe_id</w:t>
+        <w:t>RecipeID</w:t>
+      </w:r>
+      <w:proofErr w:type="spellEnd"/>
+      <w:r>
+        <w:t>)</w:t>
+      </w:r>
+      <w:r>
+        <w:br/>
+        <w:t>);</w:t>
+      </w:r>
+      <w:r>
+        <w:br/>
+      </w:r>
+      <w:r>
+        <w:br/>
+        <w:t>-- =========================</w:t>
+      </w:r>
+      <w:r>
+        <w:br/>
+        <w:t>-- RESERVATIONS</w:t>
+      </w:r>
+      <w:r>
+        <w:br/>
+        <w:t>-- =========================</w:t>
+      </w:r>
+      <w:r>
+        <w:br/>
+        <w:t>CREATE TABLE Reservations (</w:t>
+      </w:r>
+      <w:r>
+        <w:br/>
+      </w:r>
+      <w:proofErr w:type="spellStart"/>
+      <w:r>
+        <w:t>ReservationID</w:t>
+      </w:r>
+      <w:proofErr w:type="spellEnd"/>
+      <w:r>
+        <w:t xml:space="preserve"> INT IDENTITY(1,1) PRIMARY KEY,</w:t>
+      </w:r>
+      <w:r>
+        <w:br/>
+      </w:r>
+      <w:proofErr w:type="spellStart"/>
+      <w:r>
+        <w:t>CustomerID</w:t>
+      </w:r>
+      <w:proofErr w:type="spellEnd"/>
+      <w:r>
+        <w:t xml:space="preserve"> INT,</w:t>
+      </w:r>
+      <w:r>
+        <w:br/>
+      </w:r>
+      <w:proofErr w:type="spellStart"/>
+      <w:r>
+        <w:t>LocationID</w:t>
+      </w:r>
+      <w:proofErr w:type="spellEnd"/>
+      <w:r>
+        <w:t xml:space="preserve"> INT NOT NULL,</w:t>
+      </w:r>
+      <w:r>
+        <w:br/>
+      </w:r>
+      <w:proofErr w:type="spellStart"/>
+      <w:r>
+        <w:t>ReservationTime</w:t>
+      </w:r>
+      <w:proofErr w:type="spellEnd"/>
+      <w:r>
+        <w:t xml:space="preserve"> DATETIME2 NOT NULL,</w:t>
+      </w:r>
+      <w:r>
+        <w:br/>
+      </w:r>
+      <w:proofErr w:type="spellStart"/>
+      <w:r>
+        <w:t>TableNumber</w:t>
+      </w:r>
+      <w:proofErr w:type="spellEnd"/>
+      <w:r>
+        <w:t xml:space="preserve"> INT NULL,</w:t>
+      </w:r>
+      <w:r>
+        <w:br/>
+      </w:r>
+      <w:proofErr w:type="spellStart"/>
+      <w:r>
+        <w:t>IsRecurring</w:t>
+      </w:r>
+      <w:proofErr w:type="spellEnd"/>
+      <w:r>
+        <w:t xml:space="preserve"> BIT DEFAULT 0,</w:t>
+      </w:r>
+      <w:r>
+        <w:br/>
+      </w:r>
+      <w:proofErr w:type="spellStart"/>
+      <w:r>
+        <w:t>RecurrencePattern</w:t>
+      </w:r>
+      <w:proofErr w:type="spellEnd"/>
+      <w:r>
+        <w:t xml:space="preserve"> NVARCHAR(100), -- WEEKLY, MONTHLY</w:t>
+      </w:r>
+      <w:r>
+        <w:br/>
+      </w:r>
+      <w:proofErr w:type="spellStart"/>
+      <w:r>
+        <w:t>CreatedAt</w:t>
+      </w:r>
+      <w:proofErr w:type="spellEnd"/>
+      <w:r>
+        <w:t xml:space="preserve"> DATETIME2 DEFAULT SYSDATETIME(),</w:t>
+      </w:r>
+      <w:r>
+        <w:br/>
+        <w:t>FOREIGN KEY (</w:t>
+      </w:r>
+      <w:proofErr w:type="spellStart"/>
+      <w:r>
+        <w:t>CustomerID</w:t>
+      </w:r>
+      <w:proofErr w:type="spellEnd"/>
+      <w:r>
+        <w:t>) REFERENCES Customers(</w:t>
+      </w:r>
+      <w:proofErr w:type="spellStart"/>
+      <w:r>
+        <w:t>CustomerID</w:t>
       </w:r>
       <w:proofErr w:type="spellEnd"/>
       <w:r>
@@ -802,729 +1530,23 @@
       </w:r>
       <w:r>
         <w:br/>
-      </w:r>
-      <w:r>
-        <w:lastRenderedPageBreak/>
         <w:t>FOREIGN KEY (</w:t>
       </w:r>
       <w:proofErr w:type="spellStart"/>
       <w:r>
-        <w:t>ingredient_id</w:t>
-      </w:r>
-      <w:proofErr w:type="spellEnd"/>
-      <w:r>
-        <w:t>) REFERENCES Ingredients(</w:t>
-      </w:r>
-      <w:proofErr w:type="spellStart"/>
-      <w:r>
-        <w:t>ingredient_id</w:t>
+        <w:t>LocationID</w:t>
+      </w:r>
+      <w:proofErr w:type="spellEnd"/>
+      <w:r>
+        <w:t>) REFERENCES Locations(</w:t>
+      </w:r>
+      <w:proofErr w:type="spellStart"/>
+      <w:r>
+        <w:t>LocationID</w:t>
       </w:r>
       <w:proofErr w:type="spellEnd"/>
       <w:r>
         <w:t>)</w:t>
-      </w:r>
-      <w:r>
-        <w:br/>
-        <w:t>);</w:t>
-      </w:r>
-      <w:r>
-        <w:br/>
-      </w:r>
-      <w:r>
-        <w:br/>
-        <w:t>-- Chefs responsible for recipes (many-to-many)</w:t>
-      </w:r>
-      <w:r>
-        <w:br/>
-        <w:t xml:space="preserve">CREATE TABLE </w:t>
-      </w:r>
-      <w:proofErr w:type="spellStart"/>
-      <w:r>
-        <w:t>Chef_Recipes</w:t>
-      </w:r>
-      <w:proofErr w:type="spellEnd"/>
-      <w:r>
-        <w:t xml:space="preserve"> (</w:t>
-      </w:r>
-      <w:r>
-        <w:br/>
-      </w:r>
-      <w:proofErr w:type="spellStart"/>
-      <w:r>
-        <w:t>chef_id</w:t>
-      </w:r>
-      <w:proofErr w:type="spellEnd"/>
-      <w:r>
-        <w:t xml:space="preserve"> INT,</w:t>
-      </w:r>
-      <w:r>
-        <w:br/>
-      </w:r>
-      <w:proofErr w:type="spellStart"/>
-      <w:r>
-        <w:t>recipe_id</w:t>
-      </w:r>
-      <w:proofErr w:type="spellEnd"/>
-      <w:r>
-        <w:t xml:space="preserve"> INT,</w:t>
-      </w:r>
-      <w:r>
-        <w:br/>
-        <w:t>PRIMARY KEY (</w:t>
-      </w:r>
-      <w:proofErr w:type="spellStart"/>
-      <w:r>
-        <w:t>chef_id</w:t>
-      </w:r>
-      <w:proofErr w:type="spellEnd"/>
-      <w:r>
-        <w:t xml:space="preserve">, </w:t>
-      </w:r>
-      <w:proofErr w:type="spellStart"/>
-      <w:r>
-        <w:t>recipe_id</w:t>
-      </w:r>
-      <w:proofErr w:type="spellEnd"/>
-      <w:r>
-        <w:t>),</w:t>
-      </w:r>
-      <w:r>
-        <w:br/>
-        <w:t>FOREIGN KEY (</w:t>
-      </w:r>
-      <w:proofErr w:type="spellStart"/>
-      <w:r>
-        <w:t>chef_id</w:t>
-      </w:r>
-      <w:proofErr w:type="spellEnd"/>
-      <w:r>
-        <w:t>) REFERENCES Chefs(</w:t>
-      </w:r>
-      <w:proofErr w:type="spellStart"/>
-      <w:r>
-        <w:t>chef_id</w:t>
-      </w:r>
-      <w:proofErr w:type="spellEnd"/>
-      <w:r>
-        <w:t>),</w:t>
-      </w:r>
-      <w:r>
-        <w:br/>
-        <w:t>FOREIGN KEY (</w:t>
-      </w:r>
-      <w:proofErr w:type="spellStart"/>
-      <w:r>
-        <w:t>recipe_id</w:t>
-      </w:r>
-      <w:proofErr w:type="spellEnd"/>
-      <w:r>
-        <w:t>) REFERENCES Recipes(</w:t>
-      </w:r>
-      <w:proofErr w:type="spellStart"/>
-      <w:r>
-        <w:t>recipe_id</w:t>
-      </w:r>
-      <w:proofErr w:type="spellEnd"/>
-      <w:r>
-        <w:t>)</w:t>
-      </w:r>
-      <w:r>
-        <w:br/>
-        <w:t>);</w:t>
-      </w:r>
-      <w:r>
-        <w:br/>
-      </w:r>
-      <w:r>
-        <w:br/>
-        <w:t>-- =========================</w:t>
-      </w:r>
-      <w:r>
-        <w:br/>
-        <w:t>-- CUSTOMERS</w:t>
-      </w:r>
-      <w:r>
-        <w:br/>
-        <w:t>-- =========================</w:t>
-      </w:r>
-      <w:r>
-        <w:br/>
-        <w:t>CREATE TABLE Customers (</w:t>
-      </w:r>
-      <w:r>
-        <w:br/>
-      </w:r>
-      <w:proofErr w:type="spellStart"/>
-      <w:r>
-        <w:t>customer_id</w:t>
-      </w:r>
-      <w:proofErr w:type="spellEnd"/>
-      <w:r>
-        <w:t xml:space="preserve"> SERIAL PRIMARY KEY,</w:t>
-      </w:r>
-      <w:r>
-        <w:br/>
-        <w:t>name VARCHAR(100) NOT NULL,</w:t>
-      </w:r>
-      <w:r>
-        <w:br/>
-      </w:r>
-      <w:proofErr w:type="spellStart"/>
-      <w:r>
-        <w:t>age_range</w:t>
-      </w:r>
-      <w:proofErr w:type="spellEnd"/>
-      <w:r>
-        <w:t xml:space="preserve"> VARCHAR(50),</w:t>
-      </w:r>
-      <w:r>
-        <w:br/>
-      </w:r>
-      <w:proofErr w:type="spellStart"/>
-      <w:r>
-        <w:t>favorite_recipe_id</w:t>
-      </w:r>
-      <w:proofErr w:type="spellEnd"/>
-      <w:r>
-        <w:t xml:space="preserve"> INT,</w:t>
-      </w:r>
-      <w:r>
-        <w:br/>
-      </w:r>
-      <w:proofErr w:type="spellStart"/>
-      <w:r>
-        <w:t>favorite_server_id</w:t>
-      </w:r>
-      <w:proofErr w:type="spellEnd"/>
-      <w:r>
-        <w:t xml:space="preserve"> INT,</w:t>
-      </w:r>
-      <w:r>
-        <w:br/>
-      </w:r>
-      <w:proofErr w:type="spellStart"/>
-      <w:r>
-        <w:t>created_at</w:t>
-      </w:r>
-      <w:proofErr w:type="spellEnd"/>
-      <w:r>
-        <w:t xml:space="preserve"> TIMESTAMP DEFAULT CURRENT_TIMESTAMP,</w:t>
-      </w:r>
-      <w:r>
-        <w:br/>
-        <w:t>FOREIGN KEY (</w:t>
-      </w:r>
-      <w:proofErr w:type="spellStart"/>
-      <w:r>
-        <w:t>favorite_recipe_id</w:t>
-      </w:r>
-      <w:proofErr w:type="spellEnd"/>
-      <w:r>
-        <w:t>) REFERENCES Recipes(</w:t>
-      </w:r>
-      <w:proofErr w:type="spellStart"/>
-      <w:r>
-        <w:t>recipe_id</w:t>
-      </w:r>
-      <w:proofErr w:type="spellEnd"/>
-      <w:r>
-        <w:t>),</w:t>
-      </w:r>
-      <w:r>
-        <w:br/>
-        <w:t>FOREIGN KEY (</w:t>
-      </w:r>
-      <w:proofErr w:type="spellStart"/>
-      <w:r>
-        <w:t>favorite_server_id</w:t>
-      </w:r>
-      <w:proofErr w:type="spellEnd"/>
-      <w:r>
-        <w:t>) REFERENCES Servers(</w:t>
-      </w:r>
-      <w:proofErr w:type="spellStart"/>
-      <w:r>
-        <w:t>server_id</w:t>
-      </w:r>
-      <w:proofErr w:type="spellEnd"/>
-      <w:r>
-        <w:t>)</w:t>
-      </w:r>
-      <w:r>
-        <w:br/>
-        <w:t>);</w:t>
-      </w:r>
-      <w:r>
-        <w:br/>
-      </w:r>
-      <w:r>
-        <w:br/>
-        <w:t>-- =========================</w:t>
-      </w:r>
-      <w:r>
-        <w:br/>
-        <w:t>-- ORDERS</w:t>
-      </w:r>
-      <w:r>
-        <w:br/>
-        <w:t>-- =========================</w:t>
-      </w:r>
-      <w:r>
-        <w:br/>
-        <w:t>CREATE TABLE Orders (</w:t>
-      </w:r>
-      <w:r>
-        <w:br/>
-      </w:r>
-      <w:proofErr w:type="spellStart"/>
-      <w:r>
-        <w:t>order_id</w:t>
-      </w:r>
-      <w:proofErr w:type="spellEnd"/>
-      <w:r>
-        <w:t xml:space="preserve"> SERIAL PRIMARY KEY,</w:t>
-      </w:r>
-      <w:r>
-        <w:br/>
-      </w:r>
-      <w:proofErr w:type="spellStart"/>
-      <w:r>
-        <w:t>billing_number</w:t>
-      </w:r>
-      <w:proofErr w:type="spellEnd"/>
-      <w:r>
-        <w:t xml:space="preserve"> VARCHAR(50) UNIQUE NOT NULL,</w:t>
-      </w:r>
-      <w:r>
-        <w:br/>
-      </w:r>
-      <w:proofErr w:type="spellStart"/>
-      <w:r>
-        <w:t>customer_id</w:t>
-      </w:r>
-      <w:proofErr w:type="spellEnd"/>
-      <w:r>
-        <w:t xml:space="preserve"> INT,</w:t>
-      </w:r>
-      <w:r>
-        <w:br/>
-      </w:r>
-      <w:proofErr w:type="spellStart"/>
-      <w:r>
-        <w:t>server_id</w:t>
-      </w:r>
-      <w:proofErr w:type="spellEnd"/>
-      <w:r>
-        <w:t xml:space="preserve"> INT,</w:t>
-      </w:r>
-      <w:r>
-        <w:br/>
-      </w:r>
-      <w:proofErr w:type="spellStart"/>
-      <w:r>
-        <w:t>location_id</w:t>
-      </w:r>
-      <w:proofErr w:type="spellEnd"/>
-      <w:r>
-        <w:t xml:space="preserve"> INT,</w:t>
-      </w:r>
-      <w:r>
-        <w:br/>
-      </w:r>
-      <w:proofErr w:type="spellStart"/>
-      <w:r>
-        <w:t>order_time</w:t>
-      </w:r>
-      <w:proofErr w:type="spellEnd"/>
-      <w:r>
-        <w:t xml:space="preserve"> TIMESTAMP DEFAULT CURRENT_TIMESTAMP,</w:t>
-      </w:r>
-      <w:r>
-        <w:br/>
-      </w:r>
-      <w:proofErr w:type="spellStart"/>
-      <w:r>
-        <w:t>total_amount</w:t>
-      </w:r>
-      <w:proofErr w:type="spellEnd"/>
-      <w:r>
-        <w:t xml:space="preserve"> DECIMAL(10,2),</w:t>
-      </w:r>
-      <w:r>
-        <w:br/>
-        <w:t>FOREIGN KEY (</w:t>
-      </w:r>
-      <w:proofErr w:type="spellStart"/>
-      <w:r>
-        <w:t>customer_id</w:t>
-      </w:r>
-      <w:proofErr w:type="spellEnd"/>
-      <w:r>
-        <w:t>) REFERENCES Customers(</w:t>
-      </w:r>
-      <w:proofErr w:type="spellStart"/>
-      <w:r>
-        <w:t>customer_id</w:t>
-      </w:r>
-      <w:proofErr w:type="spellEnd"/>
-      <w:r>
-        <w:t>),</w:t>
-      </w:r>
-      <w:r>
-        <w:br/>
-      </w:r>
-      <w:r>
-        <w:lastRenderedPageBreak/>
-        <w:t>FOREIGN KEY (</w:t>
-      </w:r>
-      <w:proofErr w:type="spellStart"/>
-      <w:r>
-        <w:t>server_id</w:t>
-      </w:r>
-      <w:proofErr w:type="spellEnd"/>
-      <w:r>
-        <w:t>) REFERENCES Servers(</w:t>
-      </w:r>
-      <w:proofErr w:type="spellStart"/>
-      <w:r>
-        <w:t>server_id</w:t>
-      </w:r>
-      <w:proofErr w:type="spellEnd"/>
-      <w:r>
-        <w:t>),</w:t>
-      </w:r>
-      <w:r>
-        <w:br/>
-        <w:t>FOREIGN KEY (</w:t>
-      </w:r>
-      <w:proofErr w:type="spellStart"/>
-      <w:r>
-        <w:t>location_id</w:t>
-      </w:r>
-      <w:proofErr w:type="spellEnd"/>
-      <w:r>
-        <w:t>) REFERENCES Locations(</w:t>
-      </w:r>
-      <w:proofErr w:type="spellStart"/>
-      <w:r>
-        <w:t>location_id</w:t>
-      </w:r>
-      <w:proofErr w:type="spellEnd"/>
-      <w:r>
-        <w:t>)</w:t>
-      </w:r>
-      <w:r>
-        <w:br/>
-        <w:t>);</w:t>
-      </w:r>
-      <w:r>
-        <w:br/>
-      </w:r>
-      <w:r>
-        <w:br/>
-        <w:t>-- Orders &lt;-&gt; Recipes (items in order)</w:t>
-      </w:r>
-      <w:r>
-        <w:br/>
-        <w:t xml:space="preserve">CREATE TABLE </w:t>
-      </w:r>
-      <w:proofErr w:type="spellStart"/>
-      <w:r>
-        <w:t>Order_Items</w:t>
-      </w:r>
-      <w:proofErr w:type="spellEnd"/>
-      <w:r>
-        <w:t xml:space="preserve"> (</w:t>
-      </w:r>
-      <w:r>
-        <w:br/>
-      </w:r>
-      <w:proofErr w:type="spellStart"/>
-      <w:r>
-        <w:t>order_id</w:t>
-      </w:r>
-      <w:proofErr w:type="spellEnd"/>
-      <w:r>
-        <w:t xml:space="preserve"> INT,</w:t>
-      </w:r>
-      <w:r>
-        <w:br/>
-      </w:r>
-      <w:proofErr w:type="spellStart"/>
-      <w:r>
-        <w:t>recipe_id</w:t>
-      </w:r>
-      <w:proofErr w:type="spellEnd"/>
-      <w:r>
-        <w:t xml:space="preserve"> INT,</w:t>
-      </w:r>
-      <w:r>
-        <w:br/>
-        <w:t>quantity INT NOT NULL CHECK (quantity &gt; 0),</w:t>
-      </w:r>
-      <w:r>
-        <w:br/>
-      </w:r>
-      <w:proofErr w:type="spellStart"/>
-      <w:r>
-        <w:t>price_at_time</w:t>
-      </w:r>
-      <w:proofErr w:type="spellEnd"/>
-      <w:r>
-        <w:t xml:space="preserve"> DECIMAL(8,2),</w:t>
-      </w:r>
-      <w:r>
-        <w:br/>
-        <w:t>PRIMARY KEY (</w:t>
-      </w:r>
-      <w:proofErr w:type="spellStart"/>
-      <w:r>
-        <w:t>order_id</w:t>
-      </w:r>
-      <w:proofErr w:type="spellEnd"/>
-      <w:r>
-        <w:t xml:space="preserve">, </w:t>
-      </w:r>
-      <w:proofErr w:type="spellStart"/>
-      <w:r>
-        <w:t>recipe_id</w:t>
-      </w:r>
-      <w:proofErr w:type="spellEnd"/>
-      <w:r>
-        <w:t>),</w:t>
-      </w:r>
-      <w:r>
-        <w:br/>
-        <w:t>FOREIGN KEY (</w:t>
-      </w:r>
-      <w:proofErr w:type="spellStart"/>
-      <w:r>
-        <w:t>order_id</w:t>
-      </w:r>
-      <w:proofErr w:type="spellEnd"/>
-      <w:r>
-        <w:t>) REFERENCES Orders(</w:t>
-      </w:r>
-      <w:proofErr w:type="spellStart"/>
-      <w:r>
-        <w:t>order_id</w:t>
-      </w:r>
-      <w:proofErr w:type="spellEnd"/>
-      <w:r>
-        <w:t>),</w:t>
-      </w:r>
-      <w:r>
-        <w:br/>
-        <w:t>FOREIGN KEY (</w:t>
-      </w:r>
-      <w:proofErr w:type="spellStart"/>
-      <w:r>
-        <w:t>recipe_id</w:t>
-      </w:r>
-      <w:proofErr w:type="spellEnd"/>
-      <w:r>
-        <w:t>) REFERENCES Recipes(</w:t>
-      </w:r>
-      <w:proofErr w:type="spellStart"/>
-      <w:r>
-        <w:t>recipe_id</w:t>
-      </w:r>
-      <w:proofErr w:type="spellEnd"/>
-      <w:r>
-        <w:t>)</w:t>
-      </w:r>
-      <w:r>
-        <w:br/>
-        <w:t>);</w:t>
-      </w:r>
-      <w:r>
-        <w:br/>
-      </w:r>
-      <w:r>
-        <w:br/>
-        <w:t>-- =========================</w:t>
-      </w:r>
-      <w:r>
-        <w:br/>
-        <w:t>-- RESERVATIONS</w:t>
-      </w:r>
-      <w:r>
-        <w:br/>
-        <w:t>-- =========================</w:t>
-      </w:r>
-      <w:r>
-        <w:br/>
-        <w:t>CREATE TABLE Reservations (</w:t>
-      </w:r>
-      <w:r>
-        <w:br/>
-      </w:r>
-      <w:proofErr w:type="spellStart"/>
-      <w:r>
-        <w:t>reservation_id</w:t>
-      </w:r>
-      <w:proofErr w:type="spellEnd"/>
-      <w:r>
-        <w:t xml:space="preserve"> SERIAL PRIMARY KEY,</w:t>
-      </w:r>
-      <w:r>
-        <w:br/>
-      </w:r>
-      <w:proofErr w:type="spellStart"/>
-      <w:r>
-        <w:t>customer_id</w:t>
-      </w:r>
-      <w:proofErr w:type="spellEnd"/>
-      <w:r>
-        <w:t xml:space="preserve"> INT,</w:t>
-      </w:r>
-      <w:r>
-        <w:br/>
-      </w:r>
-      <w:proofErr w:type="spellStart"/>
-      <w:r>
-        <w:t>location_id</w:t>
-      </w:r>
-      <w:proofErr w:type="spellEnd"/>
-      <w:r>
-        <w:t xml:space="preserve"> INT NOT NULL,</w:t>
-      </w:r>
-      <w:r>
-        <w:br/>
-      </w:r>
-      <w:proofErr w:type="spellStart"/>
-      <w:r>
-        <w:t>reservation_time</w:t>
-      </w:r>
-      <w:proofErr w:type="spellEnd"/>
-      <w:r>
-        <w:t xml:space="preserve"> TIMESTAMP NOT NULL,</w:t>
-      </w:r>
-      <w:r>
-        <w:br/>
-      </w:r>
-      <w:proofErr w:type="spellStart"/>
-      <w:r>
-        <w:t>table_number</w:t>
-      </w:r>
-      <w:proofErr w:type="spellEnd"/>
-      <w:r>
-        <w:t xml:space="preserve"> INT,</w:t>
-      </w:r>
-      <w:r>
-        <w:br/>
-      </w:r>
-      <w:proofErr w:type="spellStart"/>
-      <w:r>
-        <w:t>is_recurring</w:t>
-      </w:r>
-      <w:proofErr w:type="spellEnd"/>
-      <w:r>
-        <w:t xml:space="preserve"> BOOLEAN DEFAULT FALSE,</w:t>
-      </w:r>
-      <w:r>
-        <w:br/>
-      </w:r>
-      <w:proofErr w:type="spellStart"/>
-      <w:r>
-        <w:t>recurrence_pattern</w:t>
-      </w:r>
-      <w:proofErr w:type="spellEnd"/>
-      <w:r>
-        <w:t xml:space="preserve"> VARCHAR(100), -- e.g., "WEEKLY", "MONTHLY"</w:t>
-      </w:r>
-      <w:r>
-        <w:br/>
-      </w:r>
-      <w:proofErr w:type="spellStart"/>
-      <w:r>
-        <w:t>created_at</w:t>
-      </w:r>
-      <w:proofErr w:type="spellEnd"/>
-      <w:r>
-        <w:t xml:space="preserve"> TIMESTAMP DEFAULT CURRENT_TIMESTAMP,</w:t>
-      </w:r>
-      <w:r>
-        <w:br/>
-        <w:t>FOREIGN KEY (</w:t>
-      </w:r>
-      <w:proofErr w:type="spellStart"/>
-      <w:r>
-        <w:t>customer_id</w:t>
-      </w:r>
-      <w:proofErr w:type="spellEnd"/>
-      <w:r>
-        <w:t>) REFERENCES Customers(</w:t>
-      </w:r>
-      <w:proofErr w:type="spellStart"/>
-      <w:r>
-        <w:t>customer_id</w:t>
-      </w:r>
-      <w:proofErr w:type="spellEnd"/>
-      <w:r>
-        <w:t>),</w:t>
-      </w:r>
-      <w:r>
-        <w:br/>
-        <w:t>FOREIGN KEY (</w:t>
-      </w:r>
-      <w:proofErr w:type="spellStart"/>
-      <w:r>
-        <w:t>location_id</w:t>
-      </w:r>
-      <w:proofErr w:type="spellEnd"/>
-      <w:r>
-        <w:t>) REFERENCES Locations(</w:t>
-      </w:r>
-      <w:proofErr w:type="spellStart"/>
-      <w:r>
-        <w:t>location_id</w:t>
-      </w:r>
-      <w:proofErr w:type="spellEnd"/>
-      <w:r>
-        <w:t>)</w:t>
-      </w:r>
-      <w:r>
-        <w:br/>
-        <w:t>);</w:t>
-      </w:r>
-      <w:r>
-        <w:br/>
-      </w:r>
-      <w:r>
-        <w:br/>
-        <w:t>-- =========================</w:t>
-      </w:r>
-      <w:r>
-        <w:br/>
-        <w:t>-- CHARITIES</w:t>
-      </w:r>
-      <w:r>
-        <w:br/>
-        <w:t>-- =========================</w:t>
-      </w:r>
-      <w:r>
-        <w:br/>
-        <w:t>CREATE TABLE Charities (</w:t>
-      </w:r>
-      <w:r>
-        <w:br/>
-      </w:r>
-      <w:proofErr w:type="spellStart"/>
-      <w:r>
-        <w:t>charity_id</w:t>
-      </w:r>
-      <w:proofErr w:type="spellEnd"/>
-      <w:r>
-        <w:t xml:space="preserve"> SERIAL PRIMARY KEY,</w:t>
-      </w:r>
-      <w:r>
-        <w:br/>
-        <w:t>name VARCHAR(100) NOT NULL,</w:t>
-      </w:r>
-      <w:r>
-        <w:br/>
-        <w:t>description TEXT</w:t>
       </w:r>
       <w:r>
         <w:br/>
@@ -1538,7 +1560,49 @@
       </w:r>
       <w:r>
         <w:br/>
-        <w:t>-- Charities associated with Locations (many-to-many)</w:t>
+        <w:t>-- =========================</w:t>
+      </w:r>
+      <w:r>
+        <w:br/>
+        <w:t>-- CHARITIES</w:t>
+      </w:r>
+      <w:r>
+        <w:br/>
+        <w:t>-- =========================</w:t>
+      </w:r>
+      <w:r>
+        <w:br/>
+        <w:t>CREATE TABLE Charities (</w:t>
+      </w:r>
+      <w:r>
+        <w:br/>
+      </w:r>
+      <w:proofErr w:type="spellStart"/>
+      <w:r>
+        <w:t>CharityID</w:t>
+      </w:r>
+      <w:proofErr w:type="spellEnd"/>
+      <w:r>
+        <w:t xml:space="preserve"> INT IDENTITY(1,1) PRIMARY KEY,</w:t>
+      </w:r>
+      <w:r>
+        <w:br/>
+        <w:t>Name NVARCHAR(100) NOT NULL,</w:t>
+      </w:r>
+      <w:r>
+        <w:br/>
+        <w:t>Description NVARCHAR(255)</w:t>
+      </w:r>
+      <w:r>
+        <w:br/>
+        <w:t>);</w:t>
+      </w:r>
+      <w:r>
+        <w:br/>
+      </w:r>
+      <w:r>
+        <w:br/>
+        <w:t>-- Locations support charities</w:t>
       </w:r>
       <w:r>
         <w:br/>
@@ -1546,7 +1610,7 @@
       </w:r>
       <w:proofErr w:type="spellStart"/>
       <w:r>
-        <w:t>Location_Charities</w:t>
+        <w:t>LocationCharities</w:t>
       </w:r>
       <w:proofErr w:type="spellEnd"/>
       <w:r>
@@ -1557,7 +1621,7 @@
       </w:r>
       <w:proofErr w:type="spellStart"/>
       <w:r>
-        <w:t>location_id</w:t>
+        <w:t>LocationID</w:t>
       </w:r>
       <w:proofErr w:type="spellEnd"/>
       <w:r>
@@ -1568,7 +1632,7 @@
       </w:r>
       <w:proofErr w:type="spellStart"/>
       <w:r>
-        <w:t>charity_id</w:t>
+        <w:t>CharityID</w:t>
       </w:r>
       <w:proofErr w:type="spellEnd"/>
       <w:r>
@@ -1580,7 +1644,7 @@
       </w:r>
       <w:proofErr w:type="spellStart"/>
       <w:r>
-        <w:t>location_id</w:t>
+        <w:t>LocationID</w:t>
       </w:r>
       <w:proofErr w:type="spellEnd"/>
       <w:r>
@@ -1588,7 +1652,7 @@
       </w:r>
       <w:proofErr w:type="spellStart"/>
       <w:r>
-        <w:t>charity_id</w:t>
+        <w:t>CharityID</w:t>
       </w:r>
       <w:proofErr w:type="spellEnd"/>
       <w:r>
@@ -1600,7 +1664,7 @@
       </w:r>
       <w:proofErr w:type="spellStart"/>
       <w:r>
-        <w:t>location_id</w:t>
+        <w:t>LocationID</w:t>
       </w:r>
       <w:proofErr w:type="spellEnd"/>
       <w:r>
@@ -1608,7 +1672,7 @@
       </w:r>
       <w:proofErr w:type="spellStart"/>
       <w:r>
-        <w:t>location_id</w:t>
+        <w:t>LocationID</w:t>
       </w:r>
       <w:proofErr w:type="spellEnd"/>
       <w:r>
@@ -1620,7 +1684,7 @@
       </w:r>
       <w:proofErr w:type="spellStart"/>
       <w:r>
-        <w:t>charity_id</w:t>
+        <w:t>CharityID</w:t>
       </w:r>
       <w:proofErr w:type="spellEnd"/>
       <w:r>
@@ -1628,7 +1692,7 @@
       </w:r>
       <w:proofErr w:type="spellStart"/>
       <w:r>
-        <w:t>charity_id</w:t>
+        <w:t>CharityID</w:t>
       </w:r>
       <w:proofErr w:type="spellEnd"/>
       <w:r>
